--- a/Segurança de Dados/P1 - Segurança de Dados.docx
+++ b/Segurança de Dados/P1 - Segurança de Dados.docx
@@ -1,6 +1,6 @@
 
 <file path=word/document.xml><?xml version="1.0" encoding="utf-8"?>
-<w:document xmlns:wpc="http://schemas.microsoft.com/office/word/2010/wordprocessingCanvas" xmlns:cx="http://schemas.microsoft.com/office/drawing/2014/chartex" xmlns:cx1="http://schemas.microsoft.com/office/drawing/2015/9/8/chartex" xmlns:cx2="http://schemas.microsoft.com/office/drawing/2015/10/21/chartex" xmlns:cx3="http://schemas.microsoft.com/office/drawing/2016/5/9/chartex" xmlns:cx4="http://schemas.microsoft.com/office/drawing/2016/5/10/chartex" xmlns:cx5="http://schemas.microsoft.com/office/drawing/2016/5/11/chartex" xmlns:cx6="http://schemas.microsoft.com/office/drawing/2016/5/12/chartex" xmlns:cx7="http://schemas.microsoft.com/office/drawing/2016/5/13/chartex" xmlns:cx8="http://schemas.microsoft.com/office/drawing/2016/5/14/chartex" xmlns:mc="http://schemas.openxmlformats.org/markup-compatibility/2006" xmlns:aink="http://schemas.microsoft.com/office/drawing/2016/ink" xmlns:am3d="http://schemas.microsoft.com/office/drawing/2017/model3d" xmlns:o="urn:schemas-microsoft-com:office:office" xmlns:r="http://schemas.openxmlformats.org/officeDocument/2006/relationships" xmlns:m="http://schemas.openxmlformats.org/officeDocument/2006/math" xmlns:v="urn:schemas-microsoft-com:vml" xmlns:wp14="http://schemas.microsoft.com/office/word/2010/wordprocessingDrawing" xmlns:wp="http://schemas.openxmlformats.org/drawingml/2006/wordprocessingDrawing" xmlns:w10="urn:schemas-microsoft-com:office:word" xmlns:w="http://schemas.openxmlformats.org/wordprocessingml/2006/main" xmlns:w14="http://schemas.microsoft.com/office/word/2010/wordml" xmlns:w15="http://schemas.microsoft.com/office/word/2012/wordml" xmlns:w16cex="http://schemas.microsoft.com/office/word/2018/wordml/cex" xmlns:w16cid="http://schemas.microsoft.com/office/word/2016/wordml/cid" xmlns:w16="http://schemas.microsoft.com/office/word/2018/wordml" xmlns:w16sdtdh="http://schemas.microsoft.com/office/word/2020/wordml/sdtdatahash" xmlns:w16se="http://schemas.microsoft.com/office/word/2015/wordml/symex" xmlns:wpg="http://schemas.microsoft.com/office/word/2010/wordprocessingGroup" xmlns:wpi="http://schemas.microsoft.com/office/word/2010/wordprocessingInk" xmlns:wne="http://schemas.microsoft.com/office/word/2006/wordml" xmlns:wps="http://schemas.microsoft.com/office/word/2010/wordprocessingShape" mc:Ignorable="w14 w15 w16se w16cid w16 w16cex w16sdtdh wp14">
+<w:document xmlns:wpc="http://schemas.microsoft.com/office/word/2010/wordprocessingCanvas" xmlns:cx="http://schemas.microsoft.com/office/drawing/2014/chartex" xmlns:cx1="http://schemas.microsoft.com/office/drawing/2015/9/8/chartex" xmlns:cx2="http://schemas.microsoft.com/office/drawing/2015/10/21/chartex" xmlns:cx3="http://schemas.microsoft.com/office/drawing/2016/5/9/chartex" xmlns:cx4="http://schemas.microsoft.com/office/drawing/2016/5/10/chartex" xmlns:cx5="http://schemas.microsoft.com/office/drawing/2016/5/11/chartex" xmlns:cx6="http://schemas.microsoft.com/office/drawing/2016/5/12/chartex" xmlns:cx7="http://schemas.microsoft.com/office/drawing/2016/5/13/chartex" xmlns:cx8="http://schemas.microsoft.com/office/drawing/2016/5/14/chartex" xmlns:mc="http://schemas.openxmlformats.org/markup-compatibility/2006" xmlns:aink="http://schemas.microsoft.com/office/drawing/2016/ink" xmlns:am3d="http://schemas.microsoft.com/office/drawing/2017/model3d" xmlns:o="urn:schemas-microsoft-com:office:office" xmlns:oel="http://schemas.microsoft.com/office/2019/extlst" xmlns:r="http://schemas.openxmlformats.org/officeDocument/2006/relationships" xmlns:m="http://schemas.openxmlformats.org/officeDocument/2006/math" xmlns:v="urn:schemas-microsoft-com:vml" xmlns:wp14="http://schemas.microsoft.com/office/word/2010/wordprocessingDrawing" xmlns:wp="http://schemas.openxmlformats.org/drawingml/2006/wordprocessingDrawing" xmlns:w10="urn:schemas-microsoft-com:office:word" xmlns:w="http://schemas.openxmlformats.org/wordprocessingml/2006/main" xmlns:w14="http://schemas.microsoft.com/office/word/2010/wordml" xmlns:w15="http://schemas.microsoft.com/office/word/2012/wordml" xmlns:w16cex="http://schemas.microsoft.com/office/word/2018/wordml/cex" xmlns:w16cid="http://schemas.microsoft.com/office/word/2016/wordml/cid" xmlns:w16="http://schemas.microsoft.com/office/word/2018/wordml" xmlns:w16sdtdh="http://schemas.microsoft.com/office/word/2020/wordml/sdtdatahash" xmlns:w16se="http://schemas.microsoft.com/office/word/2015/wordml/symex" xmlns:wpg="http://schemas.microsoft.com/office/word/2010/wordprocessingGroup" xmlns:wpi="http://schemas.microsoft.com/office/word/2010/wordprocessingInk" xmlns:wne="http://schemas.microsoft.com/office/word/2006/wordml" xmlns:wps="http://schemas.microsoft.com/office/word/2010/wordprocessingShape" mc:Ignorable="w14 w15 w16se w16cid w16 w16cex w16sdtdh wp14">
   <w:body>
     <w:p>
       <w:r>
@@ -261,57 +261,31 @@
     </w:p>
     <w:p/>
     <w:p>
-      <w:pPr>
-        <w:rPr>
-          <w:highlight w:val="green"/>
-        </w:rPr>
-      </w:pPr>
-      <w:r>
-        <w:rPr>
-          <w:highlight w:val="green"/>
-        </w:rPr>
+      <w:r>
         <w:t>Questão 4 - Faça a associação mais adequada entre as alternativas a seguir com a propriedade de segurança:</w:t>
       </w:r>
     </w:p>
     <w:p>
       <w:pPr>
         <w:spacing w:after="0"/>
-        <w:rPr>
-          <w:highlight w:val="green"/>
-        </w:rPr>
-      </w:pPr>
-      <w:r>
-        <w:rPr>
-          <w:highlight w:val="green"/>
-        </w:rPr>
+      </w:pPr>
+      <w:r>
         <w:t>Está relacionada com a capacidade de se identificar adulterações</w:t>
       </w:r>
     </w:p>
     <w:p>
       <w:pPr>
         <w:spacing w:after="0"/>
-        <w:rPr>
-          <w:highlight w:val="green"/>
-        </w:rPr>
-      </w:pPr>
-      <w:r>
-        <w:rPr>
-          <w:highlight w:val="green"/>
-        </w:rPr>
+      </w:pPr>
+      <w:r>
         <w:t>Está relacionada com a noção de preservação de sigilo</w:t>
       </w:r>
     </w:p>
     <w:p>
       <w:pPr>
         <w:spacing w:after="0"/>
-        <w:rPr>
-          <w:highlight w:val="green"/>
-        </w:rPr>
-      </w:pPr>
-      <w:r>
-        <w:rPr>
-          <w:highlight w:val="green"/>
-        </w:rPr>
+      </w:pPr>
+      <w:r>
         <w:t>Está relacionada com a garantia da origem ou emissor</w:t>
       </w:r>
     </w:p>
@@ -320,23 +294,14 @@
         <w:spacing w:after="0"/>
       </w:pPr>
       <w:r>
-        <w:rPr>
-          <w:highlight w:val="green"/>
-        </w:rPr>
         <w:t xml:space="preserve">Opções: Confidencialidade, disponibilidade, integridade, </w:t>
       </w:r>
       <w:proofErr w:type="spellStart"/>
       <w:r>
-        <w:rPr>
-          <w:highlight w:val="green"/>
-        </w:rPr>
         <w:t>irrecusabilidade</w:t>
       </w:r>
       <w:proofErr w:type="spellEnd"/>
       <w:r>
-        <w:rPr>
-          <w:highlight w:val="green"/>
-        </w:rPr>
         <w:t>, privacidade, autenticidade.</w:t>
       </w:r>
     </w:p>
@@ -438,15 +403,7 @@
         <w:br/>
       </w:r>
       <w:r>
-        <w:t xml:space="preserve">c. </w:t>
-      </w:r>
-      <w:proofErr w:type="spellStart"/>
-      <w:r>
-        <w:t>Virus</w:t>
-      </w:r>
-      <w:proofErr w:type="spellEnd"/>
-      <w:r>
-        <w:t xml:space="preserve"> é um malware do tipo autônomo que pode se replicar via internet sem auxílio de terceiros.</w:t>
+        <w:t>c. Virus é um malware do tipo autônomo que pode se replicar via internet sem auxílio de terceiros.</w:t>
       </w:r>
       <w:r>
         <w:br/>
@@ -523,10 +480,7 @@
     <w:p/>
     <w:p>
       <w:r>
-        <w:t xml:space="preserve">Questão 8 - </w:t>
-      </w:r>
-      <w:r>
-        <w:t>Com relação aos temas dos seminários, assinale a(s) alternativa(s) correta(s):</w:t>
+        <w:t>Questão 8 - Com relação aos temas dos seminários, assinale a(s) alternativa(s) correta(s):</w:t>
       </w:r>
     </w:p>
     <w:p>
@@ -620,23 +574,14 @@
         <w:spacing w:after="0"/>
       </w:pPr>
       <w:r>
-        <w:rPr>
-          <w:highlight w:val="red"/>
-        </w:rPr>
         <w:t xml:space="preserve">c. A cifra de </w:t>
       </w:r>
       <w:proofErr w:type="spellStart"/>
       <w:r>
-        <w:rPr>
-          <w:highlight w:val="red"/>
-        </w:rPr>
         <w:t>Vigenère</w:t>
       </w:r>
       <w:proofErr w:type="spellEnd"/>
       <w:r>
-        <w:rPr>
-          <w:highlight w:val="red"/>
-        </w:rPr>
         <w:t xml:space="preserve"> é um exemplo de cifra de fluxo</w:t>
       </w:r>
     </w:p>
@@ -841,25 +786,7 @@
         <w:br/>
       </w:r>
       <w:r>
-        <w:t xml:space="preserve">b. </w:t>
-      </w:r>
-      <w:r>
-        <w:rPr>
-          <w:color w:val="00B050"/>
-        </w:rPr>
-        <w:t>O 3DES é mais forte que o DES</w:t>
-      </w:r>
-      <w:r>
-        <w:t xml:space="preserve"> e, por esse motivo, </w:t>
-      </w:r>
-      <w:r>
-        <w:rPr>
-          <w:color w:val="FF0000"/>
-        </w:rPr>
-        <w:t>é uma das cifras de bloco modernas que são padrão para uso em sistemas</w:t>
-      </w:r>
-      <w:r>
-        <w:t>.</w:t>
+        <w:t>b. O 3DES é mais forte que o DES e, por esse motivo, é uma das cifras de bloco modernas que são padrão para uso em sistemas.</w:t>
       </w:r>
       <w:r>
         <w:br/>
@@ -1267,11 +1194,11 @@
       </w:r>
       <w:proofErr w:type="spellStart"/>
       <w:r>
-        <w:t>Diffie-Hellman</w:t>
-      </w:r>
-      <w:proofErr w:type="spellEnd"/>
-      <w:r>
-        <w:t xml:space="preserve"> permite que uma chave secreta seja calculada a partir de dados públicos trocados entre duas entidades.</w:t>
+        <w:t>Diffie</w:t>
+      </w:r>
+      <w:proofErr w:type="spellEnd"/>
+      <w:r>
+        <w:t>-Hellman permite que uma chave secreta seja calculada a partir de dados públicos trocados entre duas entidades.</w:t>
       </w:r>
     </w:p>
     <w:p>
@@ -1283,11 +1210,11 @@
       </w:r>
       <w:proofErr w:type="spellStart"/>
       <w:r>
-        <w:t>Diffie-Hellman</w:t>
-      </w:r>
-      <w:proofErr w:type="spellEnd"/>
-      <w:r>
-        <w:t xml:space="preserve"> permite que, a partir da chave compartilhada, seja possível calculá-la, por meio do ataque </w:t>
+        <w:t>Diffie</w:t>
+      </w:r>
+      <w:proofErr w:type="spellEnd"/>
+      <w:r>
+        <w:t xml:space="preserve">-Hellman permite que, a partir da chave compartilhada, seja possível calculá-la, por meio do ataque </w:t>
       </w:r>
       <w:proofErr w:type="spellStart"/>
       <w:r>
@@ -1339,11 +1266,11 @@
       </w:r>
       <w:proofErr w:type="spellStart"/>
       <w:r>
-        <w:t>Diffie-Hellman</w:t>
-      </w:r>
-      <w:proofErr w:type="spellEnd"/>
-      <w:r>
-        <w:t>, baseia sua segurança na dificuldade de calcular o expoente secreto, ou seja, resolver o logaritmo discreto.</w:t>
+        <w:t>Diffie</w:t>
+      </w:r>
+      <w:proofErr w:type="spellEnd"/>
+      <w:r>
+        <w:t>-Hellman, baseia sua segurança na dificuldade de calcular o expoente secreto, ou seja, resolver o logaritmo discreto.</w:t>
       </w:r>
     </w:p>
     <w:p/>
@@ -1542,11 +1469,11 @@
       </w:r>
       <w:proofErr w:type="spellStart"/>
       <w:r>
-        <w:t>Diffie-Hellman</w:t>
-      </w:r>
-      <w:proofErr w:type="spellEnd"/>
-      <w:r>
-        <w:t xml:space="preserve"> deve ser abolido de todos servidores.</w:t>
+        <w:t>Diffie</w:t>
+      </w:r>
+      <w:proofErr w:type="spellEnd"/>
+      <w:r>
+        <w:t>-Hellman deve ser abolido de todos servidores.</w:t>
       </w:r>
     </w:p>
     <w:p>
@@ -1806,660 +1733,6 @@
       <w:proofErr w:type="spellEnd"/>
       <w:r>
         <w:t xml:space="preserve"> do lado do cliente, permitindo a manipulação do DOM sem interação com o servidor.</w:t>
-      </w:r>
-    </w:p>
-    <w:p>
-      <w:pPr>
-        <w:spacing w:after="0"/>
-      </w:pPr>
-    </w:p>
-    <w:p>
-      <w:pPr>
-        <w:spacing w:after="0"/>
-      </w:pPr>
-    </w:p>
-    <w:p>
-      <w:pPr>
-        <w:spacing w:after="0"/>
-      </w:pPr>
-    </w:p>
-    <w:p>
-      <w:pPr>
-        <w:spacing w:after="0"/>
-        <w:rPr>
-          <w:i/>
-          <w:iCs/>
-        </w:rPr>
-      </w:pPr>
-      <w:r>
-        <w:rPr>
-          <w:b/>
-          <w:bCs/>
-        </w:rPr>
-        <w:t>Respostas:</w:t>
-      </w:r>
-      <w:r>
-        <w:br/>
-      </w:r>
-      <w:r>
-        <w:rPr>
-          <w:i/>
-          <w:iCs/>
-        </w:rPr>
-        <w:t>Questão 1 – Alternativa incorreta: b (padrão X-909 inexistente; seria X.509)</w:t>
-      </w:r>
-    </w:p>
-    <w:p>
-      <w:pPr>
-        <w:spacing w:after="0"/>
-        <w:rPr>
-          <w:i/>
-          <w:iCs/>
-        </w:rPr>
-      </w:pPr>
-      <w:r>
-        <w:rPr>
-          <w:i/>
-          <w:iCs/>
-        </w:rPr>
-        <w:t>Questão 2 – Alternativas corretas: b, d</w:t>
-      </w:r>
-    </w:p>
-    <w:p>
-      <w:pPr>
-        <w:spacing w:after="0"/>
-        <w:rPr>
-          <w:i/>
-          <w:iCs/>
-        </w:rPr>
-      </w:pPr>
-      <w:r>
-        <w:rPr>
-          <w:i/>
-          <w:iCs/>
-        </w:rPr>
-        <w:t>Questão 3 – Alternativas verdadeiras: c, e</w:t>
-      </w:r>
-    </w:p>
-    <w:p>
-      <w:pPr>
-        <w:spacing w:after="0"/>
-        <w:rPr>
-          <w:i/>
-          <w:iCs/>
-        </w:rPr>
-      </w:pPr>
-      <w:r>
-        <w:rPr>
-          <w:i/>
-          <w:iCs/>
-        </w:rPr>
-        <w:t>Questão 4 – Associação:</w:t>
-      </w:r>
-    </w:p>
-    <w:p>
-      <w:pPr>
-        <w:spacing w:after="0"/>
-        <w:ind w:left="708"/>
-        <w:rPr>
-          <w:i/>
-          <w:iCs/>
-        </w:rPr>
-      </w:pPr>
-      <w:r>
-        <w:rPr>
-          <w:i/>
-          <w:iCs/>
-        </w:rPr>
-        <w:t>Identificar adulterações → integridade</w:t>
-      </w:r>
-    </w:p>
-    <w:p>
-      <w:pPr>
-        <w:spacing w:after="0"/>
-        <w:ind w:left="708"/>
-        <w:rPr>
-          <w:i/>
-          <w:iCs/>
-        </w:rPr>
-      </w:pPr>
-      <w:r>
-        <w:rPr>
-          <w:i/>
-          <w:iCs/>
-        </w:rPr>
-        <w:t>Preservação de sigilo → confidencialidade</w:t>
-      </w:r>
-    </w:p>
-    <w:p>
-      <w:pPr>
-        <w:spacing w:after="0"/>
-        <w:ind w:left="708"/>
-        <w:rPr>
-          <w:i/>
-          <w:iCs/>
-        </w:rPr>
-      </w:pPr>
-      <w:r>
-        <w:rPr>
-          <w:i/>
-          <w:iCs/>
-        </w:rPr>
-        <w:t>Garantia da origem → autenticidade</w:t>
-      </w:r>
-    </w:p>
-    <w:p>
-      <w:pPr>
-        <w:spacing w:after="0"/>
-        <w:rPr>
-          <w:i/>
-          <w:iCs/>
-        </w:rPr>
-      </w:pPr>
-      <w:r>
-        <w:rPr>
-          <w:i/>
-          <w:iCs/>
-        </w:rPr>
-        <w:t>Questão 5 – Alternativa incorreta: b</w:t>
-      </w:r>
-    </w:p>
-    <w:p>
-      <w:pPr>
-        <w:spacing w:after="0"/>
-        <w:rPr>
-          <w:i/>
-          <w:iCs/>
-        </w:rPr>
-      </w:pPr>
-      <w:r>
-        <w:rPr>
-          <w:i/>
-          <w:iCs/>
-        </w:rPr>
-        <w:t>Questão 6 – Alternativas corretas: a, b, d, e (c é falsa)</w:t>
-      </w:r>
-    </w:p>
-    <w:p>
-      <w:pPr>
-        <w:spacing w:after="0"/>
-        <w:rPr>
-          <w:i/>
-          <w:iCs/>
-        </w:rPr>
-      </w:pPr>
-      <w:r>
-        <w:rPr>
-          <w:i/>
-          <w:iCs/>
-        </w:rPr>
-        <w:t>Questão 7 – Alternativas verdadeiras: a, c, e</w:t>
-      </w:r>
-    </w:p>
-    <w:p>
-      <w:pPr>
-        <w:spacing w:after="0"/>
-        <w:rPr>
-          <w:i/>
-          <w:iCs/>
-        </w:rPr>
-      </w:pPr>
-      <w:r>
-        <w:rPr>
-          <w:i/>
-          <w:iCs/>
-        </w:rPr>
-        <w:t>Questão 8 – Alternativas corretas: a, c, d, e (b é falsa)</w:t>
-      </w:r>
-    </w:p>
-    <w:p>
-      <w:pPr>
-        <w:spacing w:after="0"/>
-        <w:rPr>
-          <w:i/>
-          <w:iCs/>
-        </w:rPr>
-      </w:pPr>
-      <w:r>
-        <w:rPr>
-          <w:i/>
-          <w:iCs/>
-        </w:rPr>
-        <w:t>Questão 9 – Alternativas verdadeiras: a, b, d, e (c é falsa)</w:t>
-      </w:r>
-    </w:p>
-    <w:p>
-      <w:pPr>
-        <w:spacing w:after="0"/>
-        <w:rPr>
-          <w:i/>
-          <w:iCs/>
-        </w:rPr>
-      </w:pPr>
-      <w:r>
-        <w:rPr>
-          <w:i/>
-          <w:iCs/>
-        </w:rPr>
-        <w:t>Questão 10 – Associação:</w:t>
-      </w:r>
-    </w:p>
-    <w:p>
-      <w:pPr>
-        <w:spacing w:after="0"/>
-        <w:ind w:left="708"/>
-        <w:rPr>
-          <w:i/>
-          <w:iCs/>
-        </w:rPr>
-      </w:pPr>
-      <w:r>
-        <w:rPr>
-          <w:i/>
-          <w:iCs/>
-        </w:rPr>
-        <w:t>Não poder ser negada → desafio-resposta com assinatura digital (non-repúdio)</w:t>
-      </w:r>
-    </w:p>
-    <w:p>
-      <w:pPr>
-        <w:spacing w:after="0"/>
-        <w:ind w:left="708"/>
-        <w:rPr>
-          <w:i/>
-          <w:iCs/>
-        </w:rPr>
-      </w:pPr>
-      <w:r>
-        <w:rPr>
-          <w:i/>
-          <w:iCs/>
-        </w:rPr>
-        <w:t xml:space="preserve">Evitar ataques de repetição → </w:t>
-      </w:r>
-      <w:proofErr w:type="spellStart"/>
-      <w:r>
-        <w:rPr>
-          <w:i/>
-          <w:iCs/>
-        </w:rPr>
-        <w:t>timestamp</w:t>
-      </w:r>
-      <w:proofErr w:type="spellEnd"/>
-    </w:p>
-    <w:p>
-      <w:pPr>
-        <w:spacing w:after="0"/>
-        <w:ind w:left="708"/>
-        <w:rPr>
-          <w:i/>
-          <w:iCs/>
-        </w:rPr>
-      </w:pPr>
-      <w:r>
-        <w:rPr>
-          <w:i/>
-          <w:iCs/>
-        </w:rPr>
-        <w:t>Canal seguro para chave secreta → criptografia simétrica</w:t>
-      </w:r>
-    </w:p>
-    <w:p>
-      <w:pPr>
-        <w:spacing w:after="0"/>
-        <w:rPr>
-          <w:i/>
-          <w:iCs/>
-        </w:rPr>
-      </w:pPr>
-      <w:r>
-        <w:rPr>
-          <w:i/>
-          <w:iCs/>
-        </w:rPr>
-        <w:t>Questão 11 – Alternativa incorreta: a</w:t>
-      </w:r>
-    </w:p>
-    <w:p>
-      <w:pPr>
-        <w:spacing w:after="0"/>
-        <w:rPr>
-          <w:i/>
-          <w:iCs/>
-        </w:rPr>
-      </w:pPr>
-      <w:r>
-        <w:rPr>
-          <w:i/>
-          <w:iCs/>
-        </w:rPr>
-        <w:t>Questão 12 – Alternativas corretas: a, b, c, e (d é falsa)</w:t>
-      </w:r>
-    </w:p>
-    <w:p>
-      <w:pPr>
-        <w:spacing w:after="0"/>
-        <w:rPr>
-          <w:i/>
-          <w:iCs/>
-        </w:rPr>
-      </w:pPr>
-      <w:r>
-        <w:rPr>
-          <w:i/>
-          <w:iCs/>
-        </w:rPr>
-        <w:t>Questão 13 – Alternativa incorreta: b</w:t>
-      </w:r>
-    </w:p>
-    <w:p>
-      <w:pPr>
-        <w:spacing w:after="0"/>
-        <w:rPr>
-          <w:i/>
-          <w:iCs/>
-        </w:rPr>
-      </w:pPr>
-      <w:r>
-        <w:rPr>
-          <w:i/>
-          <w:iCs/>
-        </w:rPr>
-        <w:t>Questão 14 – Alternativas corretas: c, d, e (a e b são falsas)</w:t>
-      </w:r>
-    </w:p>
-    <w:p>
-      <w:pPr>
-        <w:spacing w:after="0"/>
-        <w:rPr>
-          <w:i/>
-          <w:iCs/>
-        </w:rPr>
-      </w:pPr>
-      <w:r>
-        <w:rPr>
-          <w:i/>
-          <w:iCs/>
-        </w:rPr>
-        <w:t>Questão 15 – Associação:</w:t>
-      </w:r>
-    </w:p>
-    <w:p>
-      <w:pPr>
-        <w:spacing w:after="0"/>
-        <w:ind w:left="708"/>
-        <w:rPr>
-          <w:i/>
-          <w:iCs/>
-        </w:rPr>
-      </w:pPr>
-      <w:r>
-        <w:rPr>
-          <w:i/>
-          <w:iCs/>
-        </w:rPr>
-        <w:t>Combinação segura remota de chave → acordo de chave</w:t>
-      </w:r>
-    </w:p>
-    <w:p>
-      <w:pPr>
-        <w:spacing w:after="0"/>
-        <w:ind w:left="708"/>
-        <w:rPr>
-          <w:i/>
-          <w:iCs/>
-        </w:rPr>
-      </w:pPr>
-      <w:r>
-        <w:rPr>
-          <w:i/>
-          <w:iCs/>
-        </w:rPr>
-        <w:t>Identificar adulterações → assinatura digital</w:t>
-      </w:r>
-    </w:p>
-    <w:p>
-      <w:pPr>
-        <w:spacing w:after="0"/>
-        <w:ind w:left="708"/>
-        <w:rPr>
-          <w:i/>
-          <w:iCs/>
-        </w:rPr>
-      </w:pPr>
-      <w:r>
-        <w:rPr>
-          <w:i/>
-          <w:iCs/>
-        </w:rPr>
-        <w:t>Autenticar origem → assinatura digital</w:t>
-      </w:r>
-    </w:p>
-    <w:p>
-      <w:pPr>
-        <w:spacing w:after="0"/>
-        <w:rPr>
-          <w:i/>
-          <w:iCs/>
-        </w:rPr>
-      </w:pPr>
-      <w:r>
-        <w:rPr>
-          <w:i/>
-          <w:iCs/>
-        </w:rPr>
-        <w:t>Questão 16 – Alternativa incorreta: d</w:t>
-      </w:r>
-    </w:p>
-    <w:p>
-      <w:pPr>
-        <w:spacing w:after="0"/>
-        <w:rPr>
-          <w:i/>
-          <w:iCs/>
-        </w:rPr>
-      </w:pPr>
-      <w:r>
-        <w:rPr>
-          <w:i/>
-          <w:iCs/>
-        </w:rPr>
-        <w:t>Questão 17 – Alternativas corretas: a, b, c, d (e é falsa)</w:t>
-      </w:r>
-    </w:p>
-    <w:p>
-      <w:pPr>
-        <w:spacing w:after="0"/>
-        <w:rPr>
-          <w:i/>
-          <w:iCs/>
-        </w:rPr>
-      </w:pPr>
-      <w:r>
-        <w:rPr>
-          <w:i/>
-          <w:iCs/>
-        </w:rPr>
-        <w:t>Questão 18 – Alternativas corretas: a, b, d, e (c é falsa)</w:t>
-      </w:r>
-    </w:p>
-    <w:p>
-      <w:pPr>
-        <w:spacing w:after="0"/>
-        <w:rPr>
-          <w:i/>
-          <w:iCs/>
-        </w:rPr>
-      </w:pPr>
-      <w:r>
-        <w:rPr>
-          <w:i/>
-          <w:iCs/>
-        </w:rPr>
-        <w:t>Questão 19 – Alternativas verdadeiras: a, c, d, e (b é falsa)</w:t>
-      </w:r>
-    </w:p>
-    <w:p>
-      <w:pPr>
-        <w:spacing w:after="0"/>
-        <w:rPr>
-          <w:i/>
-          <w:iCs/>
-        </w:rPr>
-      </w:pPr>
-      <w:r>
-        <w:rPr>
-          <w:i/>
-          <w:iCs/>
-        </w:rPr>
-        <w:t>Questão 20 – Alternativas corretas: a, b, c, d, e (todas verdadeiras)</w:t>
-      </w:r>
-    </w:p>
-    <w:p>
-      <w:pPr>
-        <w:spacing w:after="0"/>
-        <w:rPr>
-          <w:i/>
-          <w:iCs/>
-        </w:rPr>
-      </w:pPr>
-      <w:r>
-        <w:rPr>
-          <w:i/>
-          <w:iCs/>
-        </w:rPr>
-        <w:t>Questão 21 – Alternativas corretas: a, b, c, d, e (todas verdadeiras)</w:t>
-      </w:r>
-    </w:p>
-    <w:p>
-      <w:pPr>
-        <w:spacing w:after="0"/>
-        <w:rPr>
-          <w:i/>
-          <w:iCs/>
-        </w:rPr>
-      </w:pPr>
-      <w:r>
-        <w:rPr>
-          <w:i/>
-          <w:iCs/>
-        </w:rPr>
-        <w:t>Questão 22 – Alternativas verdadeiras: b, c, d, e (</w:t>
-      </w:r>
-      <w:proofErr w:type="spellStart"/>
-      <w:r>
-        <w:rPr>
-          <w:i/>
-          <w:iCs/>
-        </w:rPr>
-        <w:t>a</w:t>
-      </w:r>
-      <w:proofErr w:type="spellEnd"/>
-      <w:r>
-        <w:rPr>
-          <w:i/>
-          <w:iCs/>
-        </w:rPr>
-        <w:t xml:space="preserve"> é falsa)</w:t>
-      </w:r>
-    </w:p>
-    <w:p>
-      <w:pPr>
-        <w:spacing w:after="0"/>
-        <w:rPr>
-          <w:i/>
-          <w:iCs/>
-        </w:rPr>
-      </w:pPr>
-      <w:r>
-        <w:rPr>
-          <w:i/>
-          <w:iCs/>
-        </w:rPr>
-        <w:t>Questão 23 – Alternativas verdadeiras: b, d, e (a e c são falsas)</w:t>
-      </w:r>
-    </w:p>
-    <w:p>
-      <w:pPr>
-        <w:spacing w:after="0"/>
-        <w:rPr>
-          <w:i/>
-          <w:iCs/>
-        </w:rPr>
-      </w:pPr>
-      <w:r>
-        <w:rPr>
-          <w:i/>
-          <w:iCs/>
-        </w:rPr>
-        <w:t>Questão 24 – Associação:</w:t>
-      </w:r>
-    </w:p>
-    <w:p>
-      <w:pPr>
-        <w:spacing w:after="0"/>
-        <w:ind w:left="708"/>
-        <w:rPr>
-          <w:i/>
-          <w:iCs/>
-        </w:rPr>
-      </w:pPr>
-      <w:r>
-        <w:rPr>
-          <w:i/>
-          <w:iCs/>
-        </w:rPr>
-        <w:t>Conversações telefônicas com sigilo → cifra de fluxo</w:t>
-      </w:r>
-    </w:p>
-    <w:p>
-      <w:pPr>
-        <w:spacing w:after="0"/>
-        <w:ind w:left="708"/>
-        <w:rPr>
-          <w:i/>
-          <w:iCs/>
-        </w:rPr>
-      </w:pPr>
-      <w:r>
-        <w:rPr>
-          <w:i/>
-          <w:iCs/>
-        </w:rPr>
-        <w:t>Legitimar chave pública → certificado digital</w:t>
-      </w:r>
-    </w:p>
-    <w:p>
-      <w:pPr>
-        <w:spacing w:after="0"/>
-        <w:ind w:left="708"/>
-        <w:rPr>
-          <w:i/>
-          <w:iCs/>
-        </w:rPr>
-      </w:pPr>
-      <w:r>
-        <w:rPr>
-          <w:i/>
-          <w:iCs/>
-        </w:rPr>
-        <w:t>Trânsito de arquivos com confidencialidade → cifra de bloco</w:t>
-      </w:r>
-    </w:p>
-    <w:p>
-      <w:pPr>
-        <w:spacing w:after="0"/>
-        <w:rPr>
-          <w:i/>
-          <w:iCs/>
-        </w:rPr>
-      </w:pPr>
-      <w:r>
-        <w:rPr>
-          <w:i/>
-          <w:iCs/>
-        </w:rPr>
-        <w:t>Questão 25 – Alternativas corretas: a, b, d, e (c é falsa)</w:t>
       </w:r>
     </w:p>
     <w:sectPr>
